--- a/supporting-docs/guides/ai-agent-config-pack-v8-guide.docx
+++ b/supporting-docs/guides/ai-agent-config-pack-v8-guide.docx
@@ -13,7 +13,7 @@
     <w:p/>
     <w:p>
       <w:r>
-        <w:t xml:space="preserve">**Version 8 | March 2026**</w:t>
+        <w:t xml:space="preserve">**Version 8 | March 29, 2026**</w:t>
       </w:r>
     </w:p>
     <w:p>
@@ -620,7 +620,7 @@
     </w:p>
     <w:p>
       <w:r>
-        <w:t xml:space="preserve">3. Upload to Project Knowledge: METHODOLOGY.md (from project repo) and supporting-docs/PROMPT-TEMPLATES.md (from pack)</w:t>
+        <w:t xml:space="preserve">3. Upload to Project Knowledge: METHODOLOGY.md (from your project repo root — copied there in Step 2) and supporting-docs/PROMPT-TEMPLATES.md (from pack)</w:t>
       </w:r>
     </w:p>
     <w:p/>
